--- a/resources/L_Magic_Design_hotel.docx
+++ b/resources/L_Magic_Design_hotel.docx
@@ -1,6 +1,6 @@
 
 <file path=word/document.xml><?xml version="1.0" encoding="utf-8"?>
-<w:document xmlns:wpc="http://schemas.microsoft.com/office/word/2010/wordprocessingCanvas" xmlns:cx="http://schemas.microsoft.com/office/drawing/2014/chartex" xmlns:cx1="http://schemas.microsoft.com/office/drawing/2015/9/8/chartex" xmlns:cx2="http://schemas.microsoft.com/office/drawing/2015/10/21/chartex" xmlns:cx3="http://schemas.microsoft.com/office/drawing/2016/5/9/chartex" xmlns:cx4="http://schemas.microsoft.com/office/drawing/2016/5/10/chartex" xmlns:cx5="http://schemas.microsoft.com/office/drawing/2016/5/11/chartex" xmlns:cx6="http://schemas.microsoft.com/office/drawing/2016/5/12/chartex" xmlns:cx7="http://schemas.microsoft.com/office/drawing/2016/5/13/chartex" xmlns:cx8="http://schemas.microsoft.com/office/drawing/2016/5/14/chartex" xmlns:mc="http://schemas.openxmlformats.org/markup-compatibility/2006" xmlns:aink="http://schemas.microsoft.com/office/drawing/2016/ink" xmlns:am3d="http://schemas.microsoft.com/office/drawing/2017/model3d" xmlns:o="urn:schemas-microsoft-com:office:office" xmlns:r="http://schemas.openxmlformats.org/officeDocument/2006/relationships" xmlns:m="http://schemas.openxmlformats.org/officeDocument/2006/math" xmlns:v="urn:schemas-microsoft-com:vml" xmlns:wp14="http://schemas.microsoft.com/office/word/2010/wordprocessingDrawing" xmlns:wp="http://schemas.openxmlformats.org/drawingml/2006/wordprocessingDrawing" xmlns:w10="urn:schemas-microsoft-com:office:word" xmlns:w="http://schemas.openxmlformats.org/wordprocessingml/2006/main" xmlns:w14="http://schemas.microsoft.com/office/word/2010/wordml" xmlns:w15="http://schemas.microsoft.com/office/word/2012/wordml" xmlns:w16cex="http://schemas.microsoft.com/office/word/2018/wordml/cex" xmlns:w16cid="http://schemas.microsoft.com/office/word/2016/wordml/cid" xmlns:w16="http://schemas.microsoft.com/office/word/2018/wordml" xmlns:w16sdtdh="http://schemas.microsoft.com/office/word/2020/wordml/sdtdatahash" xmlns:w16se="http://schemas.microsoft.com/office/word/2015/wordml/symex" xmlns:wpg="http://schemas.microsoft.com/office/word/2010/wordprocessingGroup" xmlns:wpi="http://schemas.microsoft.com/office/word/2010/wordprocessingInk" xmlns:wne="http://schemas.microsoft.com/office/word/2006/wordml" xmlns:wps="http://schemas.microsoft.com/office/word/2010/wordprocessingShape" mc:Ignorable="w14 w15 w16se w16cid w16 w16cex w16sdtdh wp14">
+<w:document xmlns:wpc="http://schemas.microsoft.com/office/word/2010/wordprocessingCanvas" xmlns:cx="http://schemas.microsoft.com/office/drawing/2014/chartex" xmlns:cx1="http://schemas.microsoft.com/office/drawing/2015/9/8/chartex" xmlns:cx2="http://schemas.microsoft.com/office/drawing/2015/10/21/chartex" xmlns:cx3="http://schemas.microsoft.com/office/drawing/2016/5/9/chartex" xmlns:cx4="http://schemas.microsoft.com/office/drawing/2016/5/10/chartex" xmlns:cx5="http://schemas.microsoft.com/office/drawing/2016/5/11/chartex" xmlns:cx6="http://schemas.microsoft.com/office/drawing/2016/5/12/chartex" xmlns:cx7="http://schemas.microsoft.com/office/drawing/2016/5/13/chartex" xmlns:cx8="http://schemas.microsoft.com/office/drawing/2016/5/14/chartex" xmlns:mc="http://schemas.openxmlformats.org/markup-compatibility/2006" xmlns:aink="http://schemas.microsoft.com/office/drawing/2016/ink" xmlns:am3d="http://schemas.microsoft.com/office/drawing/2017/model3d" xmlns:o="urn:schemas-microsoft-com:office:office" xmlns:oel="http://schemas.microsoft.com/office/2019/extlst" xmlns:r="http://schemas.openxmlformats.org/officeDocument/2006/relationships" xmlns:m="http://schemas.openxmlformats.org/officeDocument/2006/math" xmlns:v="urn:schemas-microsoft-com:vml" xmlns:wp14="http://schemas.microsoft.com/office/word/2010/wordprocessingDrawing" xmlns:wp="http://schemas.openxmlformats.org/drawingml/2006/wordprocessingDrawing" xmlns:w10="urn:schemas-microsoft-com:office:word" xmlns:w="http://schemas.openxmlformats.org/wordprocessingml/2006/main" xmlns:w14="http://schemas.microsoft.com/office/word/2010/wordml" xmlns:w15="http://schemas.microsoft.com/office/word/2012/wordml" xmlns:w16cex="http://schemas.microsoft.com/office/word/2018/wordml/cex" xmlns:w16cid="http://schemas.microsoft.com/office/word/2016/wordml/cid" xmlns:w16="http://schemas.microsoft.com/office/word/2018/wordml" xmlns:w16du="http://schemas.microsoft.com/office/word/2023/wordml/word16du" xmlns:w16sdtdh="http://schemas.microsoft.com/office/word/2020/wordml/sdtdatahash" xmlns:w16sdtfl="http://schemas.microsoft.com/office/word/2024/wordml/sdtformatlock" xmlns:w16se="http://schemas.microsoft.com/office/word/2015/wordml/symex" xmlns:wpg="http://schemas.microsoft.com/office/word/2010/wordprocessingGroup" xmlns:wpi="http://schemas.microsoft.com/office/word/2010/wordprocessingInk" xmlns:wne="http://schemas.microsoft.com/office/word/2006/wordml" xmlns:wps="http://schemas.microsoft.com/office/word/2010/wordprocessingShape" mc:Ignorable="w14 w15 w16se w16cid w16 w16cex w16sdtdh w16sdtfl w16du wp14">
   <w:body>
     <w:p>
       <w:pPr>
@@ -79,6 +79,8 @@
         <w:ind w:left="8342"/>
         <w:rPr>
           <w:b/>
+          <w:color w:val="0894FF"/>
+          <w:spacing w:val="-2"/>
           <w:sz w:val="19"/>
         </w:rPr>
       </w:pPr>
@@ -115,7 +117,36 @@
           <w:spacing w:val="-2"/>
           <w:sz w:val="19"/>
         </w:rPr>
-        <w:t>6693.324.233</w:t>
+        <w:t>6693.324.</w:t>
+      </w:r>
+      <w:r>
+        <w:rPr>
+          <w:b/>
+          <w:color w:val="0894FF"/>
+          <w:spacing w:val="-2"/>
+          <w:sz w:val="19"/>
+        </w:rPr>
+        <w:t>{{</w:t>
+      </w:r>
+      <w:proofErr w:type="spellStart"/>
+      <w:r>
+        <w:rPr>
+          <w:b/>
+          <w:color w:val="0894FF"/>
+          <w:spacing w:val="-2"/>
+          <w:sz w:val="19"/>
+        </w:rPr>
+        <w:t>three_submit_number</w:t>
+      </w:r>
+      <w:proofErr w:type="spellEnd"/>
+      <w:r>
+        <w:rPr>
+          <w:b/>
+          <w:color w:val="0894FF"/>
+          <w:spacing w:val="-2"/>
+          <w:sz w:val="19"/>
+        </w:rPr>
+        <w:t>}}</w:t>
       </w:r>
     </w:p>
     <w:p>
@@ -269,23 +300,13 @@
         </w:rPr>
         <w:t xml:space="preserve">L-Magic Design hotel </w:t>
       </w:r>
-      <w:proofErr w:type="gramStart"/>
       <w:r>
         <w:rPr>
           <w:color w:val="535353"/>
           <w:w w:val="105"/>
           <w:sz w:val="19"/>
         </w:rPr>
-        <w:t>( L</w:t>
-      </w:r>
-      <w:proofErr w:type="gramEnd"/>
-      <w:r>
-        <w:rPr>
-          <w:color w:val="535353"/>
-          <w:w w:val="105"/>
-          <w:sz w:val="19"/>
-        </w:rPr>
-        <w:t xml:space="preserve">-Magic </w:t>
+        <w:t xml:space="preserve">( L-Magic </w:t>
       </w:r>
       <w:proofErr w:type="spellStart"/>
       <w:r>
@@ -494,7 +515,6 @@
         </w:rPr>
         <w:t xml:space="preserve"> </w:t>
       </w:r>
-      <w:proofErr w:type="spellStart"/>
       <w:r>
         <w:rPr>
           <w:spacing w:val="-4"/>
@@ -502,7 +522,6 @@
         </w:rPr>
         <w:t>Quốc</w:t>
       </w:r>
-      <w:proofErr w:type="spellEnd"/>
     </w:p>
     <w:p>
       <w:pPr>
@@ -874,16 +893,7 @@
           <w:spacing w:val="-2"/>
           <w:sz w:val="14"/>
         </w:rPr>
-        <w:t>f_day_</w:t>
-      </w:r>
-      <w:proofErr w:type="gramStart"/>
-      <w:r>
-        <w:rPr>
-          <w:i/>
-          <w:spacing w:val="-2"/>
-          <w:sz w:val="14"/>
-        </w:rPr>
-        <w:t>name</w:t>
+        <w:t>f_day_name</w:t>
       </w:r>
       <w:proofErr w:type="spellEnd"/>
       <w:r>
@@ -902,17 +912,7 @@
           <w:spacing w:val="-2"/>
           <w:sz w:val="15"/>
         </w:rPr>
-        <w:t>}</w:t>
-      </w:r>
-      <w:proofErr w:type="gramEnd"/>
-      <w:r>
-        <w:rPr>
-          <w:rFonts w:ascii="Cambria" w:hAnsi="Cambria"/>
-          <w:i/>
-          <w:spacing w:val="-2"/>
-          <w:sz w:val="15"/>
-        </w:rPr>
-        <w:t>}</w:t>
+        <w:t>}}</w:t>
       </w:r>
     </w:p>
     <w:p>
@@ -1261,56 +1261,34 @@
         </w:rPr>
         <w:t xml:space="preserve"> </w:t>
       </w:r>
-      <w:proofErr w:type="gramStart"/>
       <w:r>
         <w:rPr>
           <w:spacing w:val="-2"/>
         </w:rPr>
-        <w:t>{{ (</w:t>
-      </w:r>
-      <w:proofErr w:type="gramEnd"/>
+        <w:t>{{ ((</w:t>
+      </w:r>
+      <w:r>
+        <w:t>names | length</w:t>
+      </w:r>
       <w:r>
         <w:rPr>
           <w:spacing w:val="-2"/>
         </w:rPr>
-        <w:t>(</w:t>
-      </w:r>
-      <w:r>
-        <w:t>names | length</w:t>
-      </w:r>
+        <w:t xml:space="preserve">) * </w:t>
+      </w:r>
+      <w:proofErr w:type="spellStart"/>
       <w:r>
         <w:rPr>
           <w:spacing w:val="-2"/>
         </w:rPr>
-        <w:t xml:space="preserve">) * </w:t>
-      </w:r>
-      <w:proofErr w:type="spellStart"/>
+        <w:t>unit_of_hotel</w:t>
+      </w:r>
+      <w:proofErr w:type="spellEnd"/>
       <w:r>
         <w:rPr>
           <w:spacing w:val="-2"/>
         </w:rPr>
-        <w:t>unit_of_hotel</w:t>
-      </w:r>
-      <w:proofErr w:type="spellEnd"/>
-      <w:r>
-        <w:rPr>
-          <w:spacing w:val="-2"/>
-        </w:rPr>
-        <w:t xml:space="preserve">) | </w:t>
-      </w:r>
-      <w:proofErr w:type="spellStart"/>
-      <w:r>
-        <w:rPr>
-          <w:spacing w:val="-2"/>
-        </w:rPr>
-        <w:t>vnd_decimal</w:t>
-      </w:r>
-      <w:proofErr w:type="spellEnd"/>
-      <w:r>
-        <w:rPr>
-          <w:spacing w:val="-2"/>
-        </w:rPr>
-        <w:t>}}</w:t>
+        <w:t>) | vnd_decimal}}</w:t>
       </w:r>
     </w:p>
     <w:p>
@@ -1376,16 +1354,8 @@
         <w:rPr>
           <w:spacing w:val="-2"/>
         </w:rPr>
-        <w:t>{</w:t>
-      </w:r>
-      <w:proofErr w:type="gramStart"/>
-      <w:r>
-        <w:rPr>
-          <w:spacing w:val="-2"/>
-        </w:rPr>
-        <w:t>{( (</w:t>
-      </w:r>
-      <w:proofErr w:type="gramEnd"/>
+        <w:t>{{( (</w:t>
+      </w:r>
       <w:r>
         <w:t>names | length</w:t>
       </w:r>
@@ -1462,16 +1432,8 @@
         <w:rPr>
           <w:color w:val="1A1A1A"/>
         </w:rPr>
-        <w:t>(</w:t>
-      </w:r>
-      <w:proofErr w:type="gramStart"/>
-      <w:r>
-        <w:rPr>
-          <w:color w:val="1A1A1A"/>
-        </w:rPr>
-        <w:t>for</w:t>
-      </w:r>
-      <w:proofErr w:type="gramEnd"/>
+        <w:t>(for</w:t>
+      </w:r>
       <w:r>
         <w:rPr>
           <w:color w:val="1A1A1A"/>
@@ -2146,13 +2108,8 @@
         <w:t xml:space="preserve"> </w:t>
       </w:r>
       <w:r>
-        <w:t>(</w:t>
-      </w:r>
-      <w:proofErr w:type="gramStart"/>
-      <w:r>
-        <w:t>e.g.</w:t>
-      </w:r>
-      <w:proofErr w:type="gramEnd"/>
+        <w:t>(e.g.</w:t>
+      </w:r>
       <w:r>
         <w:rPr>
           <w:spacing w:val="-5"/>
@@ -2275,9 +2232,39 @@
           <w:spacing w:val="-2"/>
           <w:sz w:val="30"/>
         </w:rPr>
-        <w:t>{{</w:t>
-      </w:r>
-      <w:proofErr w:type="gramStart"/>
+        <w:t>{{(</w:t>
+      </w:r>
+      <w:r>
+        <w:rPr>
+          <w:color w:val="1A1A1A"/>
+          <w:spacing w:val="-2"/>
+          <w:sz w:val="30"/>
+        </w:rPr>
+        <w:t>(</w:t>
+      </w:r>
+      <w:r>
+        <w:rPr>
+          <w:sz w:val="15"/>
+        </w:rPr>
+        <w:t xml:space="preserve"> </w:t>
+      </w:r>
+      <w:r>
+        <w:rPr>
+          <w:color w:val="1A1A1A"/>
+          <w:spacing w:val="-2"/>
+          <w:sz w:val="30"/>
+        </w:rPr>
+        <w:t>names | length</w:t>
+      </w:r>
+      <w:r>
+        <w:rPr>
+          <w:color w:val="1A1A1A"/>
+          <w:spacing w:val="-2"/>
+          <w:sz w:val="30"/>
+        </w:rPr>
+        <w:t xml:space="preserve">) * </w:t>
+      </w:r>
+      <w:proofErr w:type="spellStart"/>
       <w:r>
         <w:rPr>
           <w:rFonts w:hint="cs"/>
@@ -2285,48 +2272,9 @@
           <w:spacing w:val="-2"/>
           <w:sz w:val="30"/>
         </w:rPr>
-        <w:t>(</w:t>
-      </w:r>
-      <w:r>
-        <w:rPr>
-          <w:color w:val="1A1A1A"/>
-          <w:spacing w:val="-2"/>
-          <w:sz w:val="30"/>
-        </w:rPr>
-        <w:t>(</w:t>
-      </w:r>
-      <w:r>
-        <w:rPr>
-          <w:sz w:val="15"/>
-        </w:rPr>
-        <w:t xml:space="preserve"> </w:t>
-      </w:r>
-      <w:r>
-        <w:rPr>
-          <w:color w:val="1A1A1A"/>
-          <w:spacing w:val="-2"/>
-          <w:sz w:val="30"/>
-        </w:rPr>
-        <w:t>names</w:t>
-      </w:r>
-      <w:proofErr w:type="gramEnd"/>
-      <w:r>
-        <w:rPr>
-          <w:color w:val="1A1A1A"/>
-          <w:spacing w:val="-2"/>
-          <w:sz w:val="30"/>
-        </w:rPr>
-        <w:t xml:space="preserve"> | length</w:t>
-      </w:r>
-      <w:r>
-        <w:rPr>
-          <w:color w:val="1A1A1A"/>
-          <w:spacing w:val="-2"/>
-          <w:sz w:val="30"/>
-        </w:rPr>
-        <w:t xml:space="preserve">) * </w:t>
-      </w:r>
-      <w:proofErr w:type="spellStart"/>
+        <w:t>unit_of_hotel</w:t>
+      </w:r>
+      <w:proofErr w:type="spellEnd"/>
       <w:r>
         <w:rPr>
           <w:rFonts w:hint="cs"/>
@@ -2334,9 +2282,9 @@
           <w:spacing w:val="-2"/>
           <w:sz w:val="30"/>
         </w:rPr>
-        <w:t>unit_of_hotel</w:t>
-      </w:r>
-      <w:proofErr w:type="spellEnd"/>
+        <w:t xml:space="preserve"> * 1.06) | </w:t>
+      </w:r>
+      <w:proofErr w:type="spellStart"/>
       <w:r>
         <w:rPr>
           <w:rFonts w:hint="cs"/>
@@ -2344,9 +2292,9 @@
           <w:spacing w:val="-2"/>
           <w:sz w:val="30"/>
         </w:rPr>
-        <w:t xml:space="preserve"> * 1.06) | </w:t>
-      </w:r>
-      <w:proofErr w:type="spellStart"/>
+        <w:t>vnd</w:t>
+      </w:r>
+      <w:proofErr w:type="spellEnd"/>
       <w:r>
         <w:rPr>
           <w:rFonts w:hint="cs"/>
@@ -2354,16 +2302,6 @@
           <w:spacing w:val="-2"/>
           <w:sz w:val="30"/>
         </w:rPr>
-        <w:t>vnd</w:t>
-      </w:r>
-      <w:proofErr w:type="spellEnd"/>
-      <w:r>
-        <w:rPr>
-          <w:rFonts w:hint="cs"/>
-          <w:color w:val="1A1A1A"/>
-          <w:spacing w:val="-2"/>
-          <w:sz w:val="30"/>
-        </w:rPr>
         <w:softHyphen/>
         <w:t>_decimal}}</w:t>
       </w:r>
@@ -2386,23 +2324,7 @@
           <w:color w:val="1A1A1A"/>
           <w:spacing w:val="-2"/>
         </w:rPr>
-        <w:t>{{</w:t>
-      </w:r>
-      <w:proofErr w:type="gramStart"/>
-      <w:r>
-        <w:rPr>
-          <w:color w:val="1A1A1A"/>
-          <w:spacing w:val="-2"/>
-        </w:rPr>
-        <w:t>(( names</w:t>
-      </w:r>
-      <w:proofErr w:type="gramEnd"/>
-      <w:r>
-        <w:rPr>
-          <w:color w:val="1A1A1A"/>
-          <w:spacing w:val="-2"/>
-        </w:rPr>
-        <w:t xml:space="preserve"> | length) * </w:t>
+        <w:t xml:space="preserve">{{(( names | length) * </w:t>
       </w:r>
       <w:proofErr w:type="spellStart"/>
       <w:r>
@@ -2807,27 +2729,7 @@
           <w:color w:val="000000"/>
           <w:sz w:val="15"/>
         </w:rPr>
-        <w:t xml:space="preserve">{{names | </w:t>
-      </w:r>
-      <w:proofErr w:type="gramStart"/>
-      <w:r>
-        <w:rPr>
-          <w:rFonts w:ascii="Arial" w:hAnsi="Arial"/>
-          <w:b/>
-          <w:color w:val="000000"/>
-          <w:sz w:val="15"/>
-        </w:rPr>
-        <w:t>join(</w:t>
-      </w:r>
-      <w:proofErr w:type="gramEnd"/>
-      <w:r>
-        <w:rPr>
-          <w:rFonts w:ascii="Arial" w:hAnsi="Arial"/>
-          <w:b/>
-          <w:color w:val="000000"/>
-          <w:sz w:val="15"/>
-        </w:rPr>
-        <w:t>‘,’)}}</w:t>
+        <w:t>{{names | join(‘,’)}}</w:t>
       </w:r>
     </w:p>
     <w:p>
@@ -3534,7 +3436,6 @@
       <w:r>
         <w:br w:type="column"/>
       </w:r>
-      <w:proofErr w:type="gramStart"/>
       <w:r>
         <w:rPr>
           <w:b/>
@@ -3560,7 +3461,6 @@
         </w:rPr>
         <w:t>:</w:t>
       </w:r>
-      <w:proofErr w:type="gramEnd"/>
       <w:r>
         <w:rPr>
           <w:b/>
@@ -3728,23 +3628,7 @@
           <w:rFonts w:hint="cs"/>
           <w:sz w:val="12"/>
         </w:rPr>
-        <w:t>{{cancel_day_free_d}} {{cancel_day_free_month_text}</w:t>
-      </w:r>
-      <w:proofErr w:type="gramStart"/>
-      <w:r>
-        <w:rPr>
-          <w:rFonts w:hint="cs"/>
-          <w:sz w:val="12"/>
-        </w:rPr>
-        <w:t>} ,</w:t>
-      </w:r>
-      <w:proofErr w:type="gramEnd"/>
-      <w:r>
-        <w:rPr>
-          <w:rFonts w:hint="cs"/>
-          <w:sz w:val="12"/>
-        </w:rPr>
-        <w:t> {{cancel_day_free_y}}</w:t>
+        <w:t>{{cancel_day_free_d}} {{cancel_day_free_month_text}} , {{cancel_day_free_y}}</w:t>
       </w:r>
       <w:r>
         <w:rPr>
@@ -3835,31 +3719,15 @@
           <w:sz w:val="12"/>
           <w:szCs w:val="12"/>
         </w:rPr>
-        <w:t xml:space="preserve">}} </w:t>
-      </w:r>
-      <w:proofErr w:type="gramStart"/>
+        <w:t xml:space="preserve">}} {{ </w:t>
+      </w:r>
+      <w:proofErr w:type="spellStart"/>
       <w:r>
         <w:rPr>
           <w:sz w:val="12"/>
           <w:szCs w:val="12"/>
         </w:rPr>
-        <w:t xml:space="preserve">{{ </w:t>
-      </w:r>
-      <w:proofErr w:type="spellStart"/>
-      <w:r>
-        <w:rPr>
-          <w:sz w:val="12"/>
-          <w:szCs w:val="12"/>
-        </w:rPr>
-        <w:t>cancel</w:t>
-      </w:r>
-      <w:proofErr w:type="gramEnd"/>
-      <w:r>
-        <w:rPr>
-          <w:sz w:val="12"/>
-          <w:szCs w:val="12"/>
-        </w:rPr>
-        <w:t>_day_lost_fee_month_text</w:t>
+        <w:t>cancel_day_lost_fee_month_text</w:t>
       </w:r>
       <w:proofErr w:type="spellEnd"/>
       <w:r>
@@ -4786,7 +4654,7 @@
           </mc:Choice>
           <mc:Fallback>
             <w:pict>
-              <v:group w14:anchorId="06C55857" id="Group 2" o:spid="_x0000_s1026" style="position:absolute;margin-left:34.3pt;margin-top:58.5pt;width:552.75pt;height:464.3pt;z-index:-15818752;mso-wrap-distance-left:0;mso-wrap-distance-right:0;mso-position-horizontal-relative:page;mso-position-vertical-relative:page" coordsize="70199,58966" o:gfxdata="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">
+              <v:group w14:anchorId="62A75AAE" id="Group 2" o:spid="_x0000_s1026" style="position:absolute;margin-left:34.3pt;margin-top:58.5pt;width:552.75pt;height:464.3pt;z-index:-15818752;mso-wrap-distance-left:0;mso-wrap-distance-right:0;mso-position-horizontal-relative:page;mso-position-vertical-relative:page" coordsize="70199,58966" o:gfxdata="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">
                 <v:shape id="Graphic 3" o:spid="_x0000_s1027" style="position:absolute;width:70199;height:58966;visibility:visible;mso-wrap-style:square;v-text-anchor:top" coordsize="7019925,5896610" o:gfxdata="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" path="m7019925,r-9652,l7010273,5886450r-7000558,l9715,,,,,5886450r,10160l7019925,5896610r,-10160l7019925,xe" fillcolor="#3c4752" stroked="f">
                   <v:path arrowok="t"/>
                 </v:shape>
@@ -4995,7 +4863,10 @@
         <w:ind w:left="724"/>
       </w:pPr>
       <w:r>
-        <w:t>This property reserves the right to release the room after 18:00 on the day</w:t>
+        <w:t xml:space="preserve">This property reserves the right to release the room after 18:00 on the </w:t>
+      </w:r>
+      <w:r>
+        <w:t>day</w:t>
       </w:r>
       <w:r>
         <w:rPr>
@@ -5103,10 +4974,7 @@
         <w:t xml:space="preserve"> </w:t>
       </w:r>
       <w:r>
-        <w:t xml:space="preserve">contact the property directly. The contact information can be found on the </w:t>
-      </w:r>
-      <w:r>
-        <w:t>confirmation letter.</w:t>
+        <w:t>contact the property directly. The contact information can be found on the confirmation letter.</w:t>
       </w:r>
     </w:p>
     <w:p>
@@ -5426,7 +5294,7 @@
           </mc:Choice>
           <mc:Fallback>
             <w:pict>
-              <v:shape w14:anchorId="7A6B18B8" id="Graphic 18" o:spid="_x0000_s1026" style="position:absolute;margin-left:35.25pt;margin-top:-10.3pt;width:542.25pt;height:.75pt;z-index:15730688;visibility:visible;mso-wrap-style:square;mso-wrap-distance-left:0;mso-wrap-distance-top:0;mso-wrap-distance-right:0;mso-wrap-distance-bottom:0;mso-position-horizontal:absolute;mso-position-horizontal-relative:page;mso-position-vertical:absolute;mso-position-vertical-relative:text;v-text-anchor:top" coordsize="6886575,9525" o:gfxdata="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" path="m6886575,l,,,9525r6886575,l6886575,xe" fillcolor="#cdcdcd" stroked="f">
+              <v:shape w14:anchorId="7CD14CC0" id="Graphic 18" o:spid="_x0000_s1026" style="position:absolute;margin-left:35.25pt;margin-top:-10.3pt;width:542.25pt;height:.75pt;z-index:15730688;visibility:visible;mso-wrap-style:square;mso-wrap-distance-left:0;mso-wrap-distance-top:0;mso-wrap-distance-right:0;mso-wrap-distance-bottom:0;mso-position-horizontal:absolute;mso-position-horizontal-relative:page;mso-position-vertical:absolute;mso-position-vertical-relative:text;v-text-anchor:top" coordsize="6886575,9525" o:gfxdata="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" path="m6886575,l,,,9525r6886575,l6886575,xe" fillcolor="#cdcdcd" stroked="f">
                 <v:path arrowok="t"/>
                 <w10:wrap anchorx="page"/>
               </v:shape>
@@ -5684,7 +5552,7 @@
           </mc:Choice>
           <mc:Fallback>
             <w:pict>
-              <v:shape w14:anchorId="509C7C9D" id="Graphic 20" o:spid="_x0000_s1026" style="position:absolute;margin-left:54.25pt;margin-top:8.4pt;width:1.95pt;height:.4pt;z-index:15730176;visibility:visible;mso-wrap-style:square;mso-wrap-distance-left:0;mso-wrap-distance-top:0;mso-wrap-distance-right:0;mso-wrap-distance-bottom:0;mso-position-horizontal:absolute;mso-position-horizontal-relative:page;mso-position-vertical:absolute;mso-position-vertical-relative:text;v-text-anchor:top" coordsize="24765,5080" o:gfxdata="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" path="m24384,l,,,4572r24384,l24384,xe" fillcolor="black" stroked="f">
+              <v:shape w14:anchorId="48C5C5F1" id="Graphic 20" o:spid="_x0000_s1026" style="position:absolute;margin-left:54.25pt;margin-top:8.4pt;width:1.95pt;height:.4pt;z-index:15730176;visibility:visible;mso-wrap-style:square;mso-wrap-distance-left:0;mso-wrap-distance-top:0;mso-wrap-distance-right:0;mso-wrap-distance-bottom:0;mso-position-horizontal:absolute;mso-position-horizontal-relative:page;mso-position-vertical:absolute;mso-position-vertical-relative:text;v-text-anchor:top" coordsize="24765,5080" o:gfxdata="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" path="m24384,l,,,4572r24384,l24384,xe" fillcolor="black" stroked="f">
                 <v:path arrowok="t"/>
                 <w10:wrap anchorx="page"/>
               </v:shape>
@@ -5959,15 +5827,7 @@
       </w:r>
       <w:proofErr w:type="spellEnd"/>
       <w:r>
-        <w:t xml:space="preserve"> </w:t>
-      </w:r>
-      <w:proofErr w:type="gramStart"/>
-      <w:r>
-        <w:t>users</w:t>
-      </w:r>
-      <w:proofErr w:type="gramEnd"/>
-      <w:r>
-        <w:t xml:space="preserve"> Local</w:t>
+        <w:t xml:space="preserve"> users Local</w:t>
       </w:r>
       <w:r>
         <w:rPr>
@@ -6509,7 +6369,7 @@
           </mc:Choice>
           <mc:Fallback>
             <w:pict>
-              <v:shape w14:anchorId="5EC85F6C" id="Graphic 21" o:spid="_x0000_s1026" style="position:absolute;margin-left:35.25pt;margin-top:23.15pt;width:542.25pt;height:.75pt;z-index:15731712;visibility:visible;mso-wrap-style:square;mso-wrap-distance-left:0;mso-wrap-distance-top:0;mso-wrap-distance-right:0;mso-wrap-distance-bottom:0;mso-position-horizontal:absolute;mso-position-horizontal-relative:page;mso-position-vertical:absolute;mso-position-vertical-relative:text;v-text-anchor:top" coordsize="6886575,9525" o:gfxdata="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" path="m6886575,l,,,9525r6886575,l6886575,xe" fillcolor="#cdcdcd" stroked="f">
+              <v:shape w14:anchorId="653ECA3D" id="Graphic 21" o:spid="_x0000_s1026" style="position:absolute;margin-left:35.25pt;margin-top:23.15pt;width:542.25pt;height:.75pt;z-index:15731712;visibility:visible;mso-wrap-style:square;mso-wrap-distance-left:0;mso-wrap-distance-top:0;mso-wrap-distance-right:0;mso-wrap-distance-bottom:0;mso-position-horizontal:absolute;mso-position-horizontal-relative:page;mso-position-vertical:absolute;mso-position-vertical-relative:text;v-text-anchor:top" coordsize="6886575,9525" o:gfxdata="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" path="m6886575,l,,,9525r6886575,l6886575,xe" fillcolor="#cdcdcd" stroked="f">
                 <v:path arrowok="t"/>
                 <w10:wrap anchorx="page"/>
               </v:shape>
@@ -6704,7 +6564,7 @@
           </mc:Choice>
           <mc:Fallback>
             <w:pict>
-              <v:group w14:anchorId="203660F6" id="Group 22" o:spid="_x0000_s1026" style="width:242.25pt;height:1.5pt;mso-position-horizontal-relative:char;mso-position-vertical-relative:line" coordsize="30765,190" o:gfxdata="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">
+              <v:group w14:anchorId="294DBACC" id="Group 22" o:spid="_x0000_s1026" style="width:242.25pt;height:1.5pt;mso-position-horizontal-relative:char;mso-position-vertical-relative:line" coordsize="30765,190" o:gfxdata="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">
                 <v:shape id="Graphic 23" o:spid="_x0000_s1027" style="position:absolute;top:95;width:30765;height:95;visibility:visible;mso-wrap-style:square;v-text-anchor:top" coordsize="3076575,9525" o:gfxdata="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" path="m3076575,l,,,9525r3076575,l3076575,xe" fillcolor="#e7e7e7" stroked="f">
                   <v:path arrowok="t"/>
                 </v:shape>
@@ -7254,7 +7114,7 @@
 </file>
 
 <file path=word/styles.xml><?xml version="1.0" encoding="utf-8"?>
-<w:styles xmlns:mc="http://schemas.openxmlformats.org/markup-compatibility/2006" xmlns:r="http://schemas.openxmlformats.org/officeDocument/2006/relationships" xmlns:w="http://schemas.openxmlformats.org/wordprocessingml/2006/main" xmlns:w14="http://schemas.microsoft.com/office/word/2010/wordml" xmlns:w15="http://schemas.microsoft.com/office/word/2012/wordml" xmlns:w16cex="http://schemas.microsoft.com/office/word/2018/wordml/cex" xmlns:w16cid="http://schemas.microsoft.com/office/word/2016/wordml/cid" xmlns:w16="http://schemas.microsoft.com/office/word/2018/wordml" xmlns:w16sdtdh="http://schemas.microsoft.com/office/word/2020/wordml/sdtdatahash" xmlns:w16se="http://schemas.microsoft.com/office/word/2015/wordml/symex" mc:Ignorable="w14 w15 w16se w16cid w16 w16cex w16sdtdh">
+<w:styles xmlns:mc="http://schemas.openxmlformats.org/markup-compatibility/2006" xmlns:r="http://schemas.openxmlformats.org/officeDocument/2006/relationships" xmlns:w="http://schemas.openxmlformats.org/wordprocessingml/2006/main" xmlns:w14="http://schemas.microsoft.com/office/word/2010/wordml" xmlns:w15="http://schemas.microsoft.com/office/word/2012/wordml" xmlns:w16cex="http://schemas.microsoft.com/office/word/2018/wordml/cex" xmlns:w16cid="http://schemas.microsoft.com/office/word/2016/wordml/cid" xmlns:w16="http://schemas.microsoft.com/office/word/2018/wordml" xmlns:w16du="http://schemas.microsoft.com/office/word/2023/wordml/word16du" xmlns:w16sdtdh="http://schemas.microsoft.com/office/word/2020/wordml/sdtdatahash" xmlns:w16sdtfl="http://schemas.microsoft.com/office/word/2024/wordml/sdtformatlock" xmlns:w16se="http://schemas.microsoft.com/office/word/2015/wordml/symex" mc:Ignorable="w14 w15 w16se w16cid w16 w16cex w16sdtdh w16sdtfl w16du">
   <w:docDefaults>
     <w:rPrDefault>
       <w:rPr>
